--- a/lab1/Звіт_ЛР1_варіант38.docx
+++ b/lab1/Звіт_ЛР1_варіант38.docx
@@ -173,7 +173,7 @@
         <w:t xml:space="preserve"> </w:t>
       </w:r>
       <w:r>
-        <w:t xml:space="preserve">Python 3.13, NumPy, pandas, SciPy, Plotly; код наведено в ноутбуці</w:t>
+        <w:t xml:space="preserve">Python 3.13, NumPy, pandas, SciPy, Matplotlib, Seaborn; код наведено в ноутбуці</w:t>
       </w:r>
       <w:r>
         <w:t xml:space="preserve"> </w:t>
@@ -217,7 +217,7 @@
       <w:r>
         <w:drawing>
           <wp:inline>
-            <wp:extent cx="5334000" cy="6097644"/>
+            <wp:extent cx="5334000" cy="6106634"/>
             <wp:effectExtent b="0" l="0" r="0" t="0"/>
             <wp:docPr descr="Рис. 1. Дані по кожному з 12 каналів" title="" id="11" name="Picture"/>
             <a:graphic>
@@ -238,7 +238,7 @@
                   <pic:spPr bwMode="auto">
                     <a:xfrm>
                       <a:off x="0" y="0"/>
-                      <a:ext cx="5334000" cy="6097644"/>
+                      <a:ext cx="5334000" cy="6106634"/>
                     </a:xfrm>
                     <a:prstGeom prst="rect">
                       <a:avLst/>
@@ -275,7 +275,7 @@
       <w:r>
         <w:drawing>
           <wp:inline>
-            <wp:extent cx="5334000" cy="3541058"/>
+            <wp:extent cx="5334000" cy="3526017"/>
             <wp:effectExtent b="0" l="0" r="0" t="0"/>
             <wp:docPr descr="Рис. 2. Перший канал (угорі) та перші шість каналів разом (унизу)" title="" id="14" name="Picture"/>
             <a:graphic>
@@ -296,7 +296,7 @@
                   <pic:spPr bwMode="auto">
                     <a:xfrm>
                       <a:off x="0" y="0"/>
-                      <a:ext cx="5334000" cy="3541058"/>
+                      <a:ext cx="5334000" cy="3526017"/>
                     </a:xfrm>
                     <a:prstGeom prst="rect">
                       <a:avLst/>
@@ -473,7 +473,7 @@
       <w:r>
         <w:drawing>
           <wp:inline>
-            <wp:extent cx="5334000" cy="2101435"/>
+            <wp:extent cx="5334000" cy="2125043"/>
             <wp:effectExtent b="0" l="0" r="0" t="0"/>
             <wp:docPr descr="Рис. 3. Модуль сигналу по 12 каналах" title="" id="17" name="Picture"/>
             <a:graphic>
@@ -494,7 +494,7 @@
                   <pic:spPr bwMode="auto">
                     <a:xfrm>
                       <a:off x="0" y="0"/>
-                      <a:ext cx="5334000" cy="2101435"/>
+                      <a:ext cx="5334000" cy="2125043"/>
                     </a:xfrm>
                     <a:prstGeom prst="rect">
                       <a:avLst/>
@@ -3899,7 +3899,7 @@
       <w:r>
         <w:drawing>
           <wp:inline>
-            <wp:extent cx="5334000" cy="4576395"/>
+            <wp:extent cx="5334000" cy="4530456"/>
             <wp:effectExtent b="0" l="0" r="0" t="0"/>
             <wp:docPr descr="Рис. 4. Гістограми каналів; червона крива — нормальна густина з параметрами (x̄, S²)" title="" id="22" name="Picture"/>
             <a:graphic>
@@ -3920,7 +3920,7 @@
                   <pic:spPr bwMode="auto">
                     <a:xfrm>
                       <a:off x="0" y="0"/>
-                      <a:ext cx="5334000" cy="4576395"/>
+                      <a:ext cx="5334000" cy="4530456"/>
                     </a:xfrm>
                     <a:prstGeom prst="rect">
                       <a:avLst/>
@@ -3957,7 +3957,7 @@
       <w:r>
         <w:drawing>
           <wp:inline>
-            <wp:extent cx="4679999" cy="2050600"/>
+            <wp:extent cx="4679999" cy="2019525"/>
             <wp:effectExtent b="0" l="0" r="0" t="0"/>
             <wp:docPr descr="Рис. 5. Діаграма розподілу модуля сигналу" title="" id="25" name="Picture"/>
             <a:graphic>
@@ -3978,7 +3978,7 @@
                   <pic:spPr bwMode="auto">
                     <a:xfrm>
                       <a:off x="0" y="0"/>
-                      <a:ext cx="4679999" cy="2050600"/>
+                      <a:ext cx="4679999" cy="2019525"/>
                     </a:xfrm>
                     <a:prstGeom prst="rect">
                       <a:avLst/>
@@ -9390,7 +9390,7 @@
       <w:r>
         <w:drawing>
           <wp:inline>
-            <wp:extent cx="5334000" cy="2929327"/>
+            <wp:extent cx="5334000" cy="2955942"/>
             <wp:effectExtent b="0" l="0" r="0" t="0"/>
             <wp:docPr descr="Рис. 6. Середні значення у клітинках: лінія — рівень фактора B" title="" id="34" name="Picture"/>
             <a:graphic>
@@ -9411,7 +9411,7 @@
                   <pic:spPr bwMode="auto">
                     <a:xfrm>
                       <a:off x="0" y="0"/>
-                      <a:ext cx="5334000" cy="2929327"/>
+                      <a:ext cx="5334000" cy="2955942"/>
                     </a:xfrm>
                     <a:prstGeom prst="rect">
                       <a:avLst/>
@@ -15157,7 +15157,7 @@
       <w:r>
         <w:drawing>
           <wp:inline>
-            <wp:extent cx="4679999" cy="4038282"/>
+            <wp:extent cx="4679999" cy="4186912"/>
             <wp:effectExtent b="0" l="0" r="0" t="0"/>
             <wp:docPr descr="Рис. 7. Кореляційна матриця (червоний — додатна кореляція, синій — від’ємна)" title="" id="40" name="Picture"/>
             <a:graphic>
@@ -15178,7 +15178,7 @@
                   <pic:spPr bwMode="auto">
                     <a:xfrm>
                       <a:off x="0" y="0"/>
-                      <a:ext cx="4679999" cy="4038282"/>
+                      <a:ext cx="4679999" cy="4186912"/>
                     </a:xfrm>
                     <a:prstGeom prst="rect">
                       <a:avLst/>
@@ -17590,7 +17590,7 @@
       <w:r>
         <w:drawing>
           <wp:inline>
-            <wp:extent cx="5334000" cy="6097644"/>
+            <wp:extent cx="5334000" cy="6106634"/>
             <wp:effectExtent b="0" l="0" r="0" t="0"/>
             <wp:docPr descr="Рис. 8. Амплітудні спектри Cj каналів у діапазоні 0–50 Гц (без постійної складової)" title="" id="49" name="Picture"/>
             <a:graphic>
@@ -17611,7 +17611,7 @@
                   <pic:spPr bwMode="auto">
                     <a:xfrm>
                       <a:off x="0" y="0"/>
-                      <a:ext cx="5334000" cy="6097644"/>
+                      <a:ext cx="5334000" cy="6106634"/>
                     </a:xfrm>
                     <a:prstGeom prst="rect">
                       <a:avLst/>
@@ -17660,7 +17660,7 @@
       <w:r>
         <w:drawing>
           <wp:inline>
-            <wp:extent cx="5334000" cy="3541058"/>
+            <wp:extent cx="5334000" cy="3526017"/>
             <wp:effectExtent b="0" l="0" r="0" t="0"/>
             <wp:docPr descr="Рис. 9. Спектр модуля сигналу: перші 1000 гармонік (угорі) та перші 200 гармонік (унизу)" title="" id="52" name="Picture"/>
             <a:graphic>
@@ -17681,7 +17681,7 @@
                   <pic:spPr bwMode="auto">
                     <a:xfrm>
                       <a:off x="0" y="0"/>
-                      <a:ext cx="5334000" cy="3541058"/>
+                      <a:ext cx="5334000" cy="3526017"/>
                     </a:xfrm>
                     <a:prstGeom prst="rect">
                       <a:avLst/>
@@ -19722,7 +19722,7 @@
       <w:r>
         <w:drawing>
           <wp:inline>
-            <wp:extent cx="5334000" cy="3079882"/>
+            <wp:extent cx="5334000" cy="3079732"/>
             <wp:effectExtent b="0" l="0" r="0" t="0"/>
             <wp:docPr descr="Рис. 10. Початковий і відновлений канал ch1 (угорі) та похибка відновлення (унизу)" title="" id="56" name="Picture"/>
             <a:graphic>
@@ -19743,7 +19743,7 @@
                   <pic:spPr bwMode="auto">
                     <a:xfrm>
                       <a:off x="0" y="0"/>
-                      <a:ext cx="5334000" cy="3079882"/>
+                      <a:ext cx="5334000" cy="3079732"/>
                     </a:xfrm>
                     <a:prstGeom prst="rect">
                       <a:avLst/>

--- a/lab1/Звіт_ЛР1_варіант38.docx
+++ b/lab1/Звіт_ЛР1_варіант38.docx
@@ -23,13 +23,7 @@
         <w:t xml:space="preserve">Варіант:</w:t>
       </w:r>
       <w:r>
-        <w:t xml:space="preserve"> </w:t>
-      </w:r>
-      <w:r>
-        <w:t xml:space="preserve">38 (файл</w:t>
-      </w:r>
-      <w:r>
-        <w:t xml:space="preserve"> </w:t>
+        <w:t xml:space="preserve"> 38 (файл </w:t>
       </w:r>
       <w:r>
         <w:rPr>
@@ -54,10 +48,7 @@
         <w:t xml:space="preserve">Виконавець:</w:t>
       </w:r>
       <w:r>
-        <w:t xml:space="preserve"> </w:t>
-      </w:r>
-      <w:r>
-        <w:t xml:space="preserve">Яценко І.С.</w:t>
+        <w:t xml:space="preserve"> Яценко І.С.</w:t>
       </w:r>
     </w:p>
     <w:p>
@@ -73,10 +64,7 @@
         <w:t xml:space="preserve">Група:</w:t>
       </w:r>
       <w:r>
-        <w:t xml:space="preserve"> </w:t>
-      </w:r>
-      <w:r>
-        <w:t xml:space="preserve">ТК-42</w:t>
+        <w:t xml:space="preserve"> ТК-42</w:t>
       </w:r>
     </w:p>
     <w:p>
@@ -92,10 +80,7 @@
         <w:t xml:space="preserve">Дата:</w:t>
       </w:r>
       <w:r>
-        <w:t xml:space="preserve"> </w:t>
-      </w:r>
-      <w:r>
-        <w:t xml:space="preserve">22.10.2026</w:t>
+        <w:t xml:space="preserve"> 22.10.2026</w:t>
       </w:r>
     </w:p>
     <w:bookmarkStart w:id="9" w:name="мета-та-вихідні-дані"/>
@@ -119,10 +104,7 @@
         <w:t xml:space="preserve">Мета роботи:</w:t>
       </w:r>
       <w:r>
-        <w:t xml:space="preserve"> </w:t>
-      </w:r>
-      <w:r>
-        <w:t xml:space="preserve">опанувати методи попереднього статистичного аналізу багатоканальних даних: описову статистику, одно- та двофакторний дисперсійний аналіз, кореляційний аналіз і спектральний аналіз на основі перетворення Фур’є.</w:t>
+        <w:t xml:space="preserve"> опанувати методи попереднього статистичного аналізу багатоканальних даних: описову статистику, одно- та двофакторний дисперсійний аналіз, кореляційний аналіз і спектральний аналіз на основі перетворення Фур’є.</w:t>
       </w:r>
     </w:p>
     <w:p>
@@ -137,13 +119,7 @@
         <w:t xml:space="preserve">Вихідні дані:</w:t>
       </w:r>
       <w:r>
-        <w:t xml:space="preserve"> </w:t>
-      </w:r>
-      <w:r>
-        <w:t xml:space="preserve">файл</w:t>
-      </w:r>
-      <w:r>
-        <w:t xml:space="preserve"> </w:t>
+        <w:t xml:space="preserve"> файл </w:t>
       </w:r>
       <w:r>
         <w:rPr>
@@ -152,10 +128,7 @@
         <w:t xml:space="preserve">A38.txt</w:t>
       </w:r>
       <w:r>
-        <w:t xml:space="preserve"> </w:t>
-      </w:r>
-      <w:r>
-        <w:t xml:space="preserve">містить запис 12 каналів (амплітуда у відносних одиницях), довжина запису N = 5000 відліків. Сигнал схожий на 12-канальну ЕКГ, тому для переходу до герців взято частоту дискретизації FS = 500 Гц (тоді запис триває 10 с).</w:t>
+        <w:t xml:space="preserve"> містить запис 12 каналів (амплітуда у відносних одиницях), довжина запису N = 5000 відліків. Сигнал схожий на 12-канальну ЕКГ, тому для переходу до герців взято частоту дискретизації FS = 500 Гц (тоді запис триває 10 с).</w:t>
       </w:r>
     </w:p>
     <w:p>
@@ -170,13 +143,7 @@
         <w:t xml:space="preserve">Засоби:</w:t>
       </w:r>
       <w:r>
-        <w:t xml:space="preserve"> </w:t>
-      </w:r>
-      <w:r>
-        <w:t xml:space="preserve">Python 3.13, NumPy, pandas, SciPy, Matplotlib, Seaborn; код наведено в ноутбуці</w:t>
-      </w:r>
-      <w:r>
-        <w:t xml:space="preserve"> </w:t>
+        <w:t xml:space="preserve"> Python 3.13, NumPy, pandas, SciPy, Matplotlib, Seaborn; код наведено в ноутбуці </w:t>
       </w:r>
       <w:r>
         <w:rPr>
@@ -4019,10 +3986,7 @@
         <w:t xml:space="preserve">0</w:t>
       </w:r>
       <w:r>
-        <w:t xml:space="preserve"> </w:t>
-      </w:r>
-      <w:r>
-        <w:t xml:space="preserve">про нормальний розподіл перевірено за критерієм χ² Пірсона. Інтервали з теоретичною частотою np &lt; 5 об’єднано з сусідніми, число ступенів свободи ν = r − 3. Додатково використано критерій Д’Агостіно–Пірсона.</w:t>
+        <w:t xml:space="preserve"> про нормальний розподіл перевірено за критерієм χ² Пірсона. Інтервали з теоретичною частотою np &lt; 5 об’єднано з сусідніми, число ступенів свободи ν = r − 3. Додатково використано критерій Д’Агостіно–Пірсона.</w:t>
       </w:r>
     </w:p>
     <w:p>
@@ -4298,15 +4262,7 @@
                 <w:b/>
                 <w:sz w:val="24"/>
               </w:rPr>
-              <w:t xml:space="preserve"> </w:t>
-            </w:r>
-            <w:r>
-              <w:rPr>
-                <w:rFonts w:ascii="Times New Roman" w:hAnsi="Times New Roman"/>
-                <w:b/>
-                <w:sz w:val="24"/>
-              </w:rPr>
-              <w:t xml:space="preserve">(α = 0.05)</w:t>
+              <w:t xml:space="preserve"> (α = 0.05)</w:t>
             </w:r>
           </w:p>
         </w:tc>
@@ -4441,14 +4397,7 @@
                 <w:rFonts w:ascii="Times New Roman" w:hAnsi="Times New Roman"/>
                 <w:sz w:val="24"/>
               </w:rPr>
-              <w:t xml:space="preserve"> </w:t>
-            </w:r>
-            <w:r>
-              <w:rPr>
-                <w:rFonts w:ascii="Times New Roman" w:hAnsi="Times New Roman"/>
-                <w:sz w:val="24"/>
-              </w:rPr>
-              <w:t xml:space="preserve">відхиляється</w:t>
+              <w:t xml:space="preserve"> відхиляється</w:t>
             </w:r>
           </w:p>
         </w:tc>
@@ -4563,14 +4512,7 @@
                 <w:rFonts w:ascii="Times New Roman" w:hAnsi="Times New Roman"/>
                 <w:sz w:val="24"/>
               </w:rPr>
-              <w:t xml:space="preserve"> </w:t>
-            </w:r>
-            <w:r>
-              <w:rPr>
-                <w:rFonts w:ascii="Times New Roman" w:hAnsi="Times New Roman"/>
-                <w:sz w:val="24"/>
-              </w:rPr>
-              <w:t xml:space="preserve">відхиляється</w:t>
+              <w:t xml:space="preserve"> відхиляється</w:t>
             </w:r>
           </w:p>
         </w:tc>
@@ -4685,14 +4627,7 @@
                 <w:rFonts w:ascii="Times New Roman" w:hAnsi="Times New Roman"/>
                 <w:sz w:val="24"/>
               </w:rPr>
-              <w:t xml:space="preserve"> </w:t>
-            </w:r>
-            <w:r>
-              <w:rPr>
-                <w:rFonts w:ascii="Times New Roman" w:hAnsi="Times New Roman"/>
-                <w:sz w:val="24"/>
-              </w:rPr>
-              <w:t xml:space="preserve">відхиляється</w:t>
+              <w:t xml:space="preserve"> відхиляється</w:t>
             </w:r>
           </w:p>
         </w:tc>
@@ -4807,14 +4742,7 @@
                 <w:rFonts w:ascii="Times New Roman" w:hAnsi="Times New Roman"/>
                 <w:sz w:val="24"/>
               </w:rPr>
-              <w:t xml:space="preserve"> </w:t>
-            </w:r>
-            <w:r>
-              <w:rPr>
-                <w:rFonts w:ascii="Times New Roman" w:hAnsi="Times New Roman"/>
-                <w:sz w:val="24"/>
-              </w:rPr>
-              <w:t xml:space="preserve">відхиляється</w:t>
+              <w:t xml:space="preserve"> відхиляється</w:t>
             </w:r>
           </w:p>
         </w:tc>
@@ -4929,14 +4857,7 @@
                 <w:rFonts w:ascii="Times New Roman" w:hAnsi="Times New Roman"/>
                 <w:sz w:val="24"/>
               </w:rPr>
-              <w:t xml:space="preserve"> </w:t>
-            </w:r>
-            <w:r>
-              <w:rPr>
-                <w:rFonts w:ascii="Times New Roman" w:hAnsi="Times New Roman"/>
-                <w:sz w:val="24"/>
-              </w:rPr>
-              <w:t xml:space="preserve">відхиляється</w:t>
+              <w:t xml:space="preserve"> відхиляється</w:t>
             </w:r>
           </w:p>
         </w:tc>
@@ -5051,14 +4972,7 @@
                 <w:rFonts w:ascii="Times New Roman" w:hAnsi="Times New Roman"/>
                 <w:sz w:val="24"/>
               </w:rPr>
-              <w:t xml:space="preserve"> </w:t>
-            </w:r>
-            <w:r>
-              <w:rPr>
-                <w:rFonts w:ascii="Times New Roman" w:hAnsi="Times New Roman"/>
-                <w:sz w:val="24"/>
-              </w:rPr>
-              <w:t xml:space="preserve">відхиляється</w:t>
+              <w:t xml:space="preserve"> відхиляється</w:t>
             </w:r>
           </w:p>
         </w:tc>
@@ -5173,14 +5087,7 @@
                 <w:rFonts w:ascii="Times New Roman" w:hAnsi="Times New Roman"/>
                 <w:sz w:val="24"/>
               </w:rPr>
-              <w:t xml:space="preserve"> </w:t>
-            </w:r>
-            <w:r>
-              <w:rPr>
-                <w:rFonts w:ascii="Times New Roman" w:hAnsi="Times New Roman"/>
-                <w:sz w:val="24"/>
-              </w:rPr>
-              <w:t xml:space="preserve">відхиляється</w:t>
+              <w:t xml:space="preserve"> відхиляється</w:t>
             </w:r>
           </w:p>
         </w:tc>
@@ -5295,14 +5202,7 @@
                 <w:rFonts w:ascii="Times New Roman" w:hAnsi="Times New Roman"/>
                 <w:sz w:val="24"/>
               </w:rPr>
-              <w:t xml:space="preserve"> </w:t>
-            </w:r>
-            <w:r>
-              <w:rPr>
-                <w:rFonts w:ascii="Times New Roman" w:hAnsi="Times New Roman"/>
-                <w:sz w:val="24"/>
-              </w:rPr>
-              <w:t xml:space="preserve">відхиляється</w:t>
+              <w:t xml:space="preserve"> відхиляється</w:t>
             </w:r>
           </w:p>
         </w:tc>
@@ -5417,14 +5317,7 @@
                 <w:rFonts w:ascii="Times New Roman" w:hAnsi="Times New Roman"/>
                 <w:sz w:val="24"/>
               </w:rPr>
-              <w:t xml:space="preserve"> </w:t>
-            </w:r>
-            <w:r>
-              <w:rPr>
-                <w:rFonts w:ascii="Times New Roman" w:hAnsi="Times New Roman"/>
-                <w:sz w:val="24"/>
-              </w:rPr>
-              <w:t xml:space="preserve">відхиляється</w:t>
+              <w:t xml:space="preserve"> відхиляється</w:t>
             </w:r>
           </w:p>
         </w:tc>
@@ -5539,14 +5432,7 @@
                 <w:rFonts w:ascii="Times New Roman" w:hAnsi="Times New Roman"/>
                 <w:sz w:val="24"/>
               </w:rPr>
-              <w:t xml:space="preserve"> </w:t>
-            </w:r>
-            <w:r>
-              <w:rPr>
-                <w:rFonts w:ascii="Times New Roman" w:hAnsi="Times New Roman"/>
-                <w:sz w:val="24"/>
-              </w:rPr>
-              <w:t xml:space="preserve">відхиляється</w:t>
+              <w:t xml:space="preserve"> відхиляється</w:t>
             </w:r>
           </w:p>
         </w:tc>
@@ -5661,14 +5547,7 @@
                 <w:rFonts w:ascii="Times New Roman" w:hAnsi="Times New Roman"/>
                 <w:sz w:val="24"/>
               </w:rPr>
-              <w:t xml:space="preserve"> </w:t>
-            </w:r>
-            <w:r>
-              <w:rPr>
-                <w:rFonts w:ascii="Times New Roman" w:hAnsi="Times New Roman"/>
-                <w:sz w:val="24"/>
-              </w:rPr>
-              <w:t xml:space="preserve">відхиляється</w:t>
+              <w:t xml:space="preserve"> відхиляється</w:t>
             </w:r>
           </w:p>
         </w:tc>
@@ -5783,14 +5662,7 @@
                 <w:rFonts w:ascii="Times New Roman" w:hAnsi="Times New Roman"/>
                 <w:sz w:val="24"/>
               </w:rPr>
-              <w:t xml:space="preserve"> </w:t>
-            </w:r>
-            <w:r>
-              <w:rPr>
-                <w:rFonts w:ascii="Times New Roman" w:hAnsi="Times New Roman"/>
-                <w:sz w:val="24"/>
-              </w:rPr>
-              <w:t xml:space="preserve">відхиляється</w:t>
+              <w:t xml:space="preserve"> відхиляється</w:t>
             </w:r>
           </w:p>
         </w:tc>
@@ -5900,14 +5772,7 @@
                 <w:rFonts w:ascii="Times New Roman" w:hAnsi="Times New Roman"/>
                 <w:sz w:val="24"/>
               </w:rPr>
-              <w:t xml:space="preserve"> </w:t>
-            </w:r>
-            <w:r>
-              <w:rPr>
-                <w:rFonts w:ascii="Times New Roman" w:hAnsi="Times New Roman"/>
-                <w:sz w:val="24"/>
-              </w:rPr>
-              <w:t xml:space="preserve">відхиляється</w:t>
+              <w:t xml:space="preserve"> відхиляється</w:t>
             </w:r>
           </w:p>
         </w:tc>
@@ -6247,10 +6112,7 @@
         <w:t xml:space="preserve">i</w:t>
       </w:r>
       <w:r>
-        <w:t xml:space="preserve"> </w:t>
-      </w:r>
-      <w:r>
-        <w:t xml:space="preserve">і S</w:t>
+        <w:t xml:space="preserve"> і S</w:t>
       </w:r>
       <w:r>
         <w:rPr>
@@ -6276,7 +6138,7 @@
         <w:pStyle w:val="FirstParagraph"/>
       </w:pPr>
       <w:r>
-        <w:t xml:space="preserve">Оскільки обсяги вибірок однакові, використано критерій Кохрена:</w:t>
+        <w:t xml:space="preserve">Оскільки обсяги вибірок однакові, використано критерій Кохрена (лекція 2, слайд 74):</w:t>
       </w:r>
     </w:p>
     <w:p>
@@ -6475,27 +6337,51 @@
               </m:r>
             </m:e>
             <m:sub>
-              <m:r>
-                <m:t>1</m:t>
-              </m:r>
-              <m:r>
-                <m:rPr>
-                  <m:sty m:val="p"/>
-                </m:rPr>
-                <m:t>−</m:t>
-              </m:r>
-              <m:r>
-                <m:t>α</m:t>
-              </m:r>
-              <m:r>
-                <m:rPr>
-                  <m:sty m:val="p"/>
-                </m:rPr>
-                <m:t>/</m:t>
-              </m:r>
-              <m:r>
-                <m:t>k</m:t>
-              </m:r>
+              <m:f>
+                <m:fPr>
+                  <m:type m:val="lin"/>
+                </m:fPr>
+                <m:num>
+                  <m:r>
+                    <m:rPr>
+                      <m:sty m:val="p"/>
+                    </m:rPr>
+                    <m:t>(</m:t>
+                  </m:r>
+                  <m:r>
+                    <m:t>k</m:t>
+                  </m:r>
+                  <m:r>
+                    <m:rPr>
+                      <m:sty m:val="p"/>
+                    </m:rPr>
+                    <m:t>−</m:t>
+                  </m:r>
+                  <m:r>
+                    <m:t>1</m:t>
+                  </m:r>
+                  <m:r>
+                    <m:rPr>
+                      <m:sty m:val="p"/>
+                    </m:rPr>
+                    <m:t>+</m:t>
+                  </m:r>
+                  <m:r>
+                    <m:t>α</m:t>
+                  </m:r>
+                  <m:r>
+                    <m:rPr>
+                      <m:sty m:val="p"/>
+                    </m:rPr>
+                    <m:t>)</m:t>
+                  </m:r>
+                </m:num>
+                <m:den>
+                  <m:r>
+                    <m:t>k</m:t>
+                  </m:r>
+                </m:den>
+              </m:f>
             </m:sub>
           </m:sSub>
           <m:d>
@@ -6772,14 +6658,7 @@
                 <w:rFonts w:ascii="Times New Roman" w:hAnsi="Times New Roman"/>
                 <w:sz w:val="24"/>
               </w:rPr>
-              <w:t xml:space="preserve"> </w:t>
-            </w:r>
-            <w:r>
-              <w:rPr>
-                <w:rFonts w:ascii="Times New Roman" w:hAnsi="Times New Roman"/>
-                <w:sz w:val="24"/>
-              </w:rPr>
-              <w:t xml:space="preserve">= 0.0876</w:t>
+              <w:t xml:space="preserve"> = 0.0856</w:t>
             </w:r>
           </w:p>
         </w:tc>
@@ -6858,6 +6737,83 @@
                 <w:sz w:val="24"/>
               </w:rPr>
               <w:t xml:space="preserve">p ≈ 0</w:t>
+            </w:r>
+          </w:p>
+        </w:tc>
+        <w:tc>
+          <w:tcPr/>
+          <w:p>
+            <w:pPr>
+              <w:pStyle w:val="Compact"/>
+              <w:spacing w:line="240" w:lineRule="auto"/>
+              <w:ind w:firstLine="0"/>
+              <w:jc w:val="center"/>
+            </w:pPr>
+            <w:r>
+              <w:rPr>
+                <w:rFonts w:ascii="Times New Roman" w:hAnsi="Times New Roman"/>
+                <w:sz w:val="24"/>
+              </w:rPr>
+              <w:t xml:space="preserve">дисперсії неоднорідні</w:t>
+            </w:r>
+          </w:p>
+        </w:tc>
+      </w:tr>
+      <w:tr>
+        <w:trPr>
+          <w:cantSplit/>
+        </w:trPr>
+        <w:tc>
+          <w:tcPr/>
+          <w:p>
+            <w:pPr>
+              <w:pStyle w:val="Compact"/>
+              <w:spacing w:line="240" w:lineRule="auto"/>
+              <w:ind w:firstLine="0"/>
+              <w:jc w:val="center"/>
+            </w:pPr>
+            <w:r>
+              <w:rPr>
+                <w:rFonts w:ascii="Times New Roman" w:hAnsi="Times New Roman"/>
+                <w:sz w:val="24"/>
+              </w:rPr>
+              <w:t xml:space="preserve">Левене</w:t>
+            </w:r>
+          </w:p>
+        </w:tc>
+        <w:tc>
+          <w:tcPr/>
+          <w:p>
+            <w:pPr>
+              <w:pStyle w:val="Compact"/>
+              <w:spacing w:line="240" w:lineRule="auto"/>
+              <w:ind w:firstLine="0"/>
+              <w:jc w:val="center"/>
+            </w:pPr>
+            <w:r>
+              <w:rPr>
+                <w:rFonts w:ascii="Times New Roman" w:hAnsi="Times New Roman"/>
+                <w:sz w:val="24"/>
+              </w:rPr>
+              <w:t xml:space="preserve">W = 97.71</w:t>
+            </w:r>
+          </w:p>
+        </w:tc>
+        <w:tc>
+          <w:tcPr/>
+          <w:p>
+            <w:pPr>
+              <w:pStyle w:val="Compact"/>
+              <w:spacing w:line="240" w:lineRule="auto"/>
+              <w:ind w:firstLine="0"/>
+              <w:jc w:val="center"/>
+            </w:pPr>
+            <w:r>
+              <w:rPr>
+                <w:rFonts w:ascii="Times New Roman" w:hAnsi="Times New Roman"/>
+                <w:sz w:val="24"/>
+              </w:rPr>
+              <w:t xml:space="preserve">p ≈ 1.6·10⁻²²¹</w:t>
             </w:r>
           </w:p>
         </w:tc>
@@ -6887,7 +6843,7 @@
         <w:spacing w:before="160"/>
       </w:pPr>
       <w:r>
-        <w:t xml:space="preserve">Отже, дисперсії неоднорідні, і умова дисперсійного аналізу не виконується. F-критерій обчислено за методикою, але його результат треба сприймати з обережністю.</w:t>
+        <w:t xml:space="preserve">Отже, дисперсії неоднорідні, і умова дисперсійного аналізу не виконується. F-критерій обчислено за методикою, але його результат треба сприймати з обережністю, тому в п. 2.3 його перевірено методами, які не потребують цих умов.</w:t>
       </w:r>
     </w:p>
     <w:bookmarkEnd w:id="30"/>
@@ -7714,14 +7670,7 @@
                 <w:rFonts w:ascii="Times New Roman" w:hAnsi="Times New Roman"/>
                 <w:sz w:val="24"/>
               </w:rPr>
-              <w:t xml:space="preserve"> </w:t>
-            </w:r>
-            <w:r>
-              <w:rPr>
-                <w:rFonts w:ascii="Times New Roman" w:hAnsi="Times New Roman"/>
-                <w:sz w:val="24"/>
-              </w:rPr>
-              <w:t xml:space="preserve">= F</w:t>
+              <w:t xml:space="preserve"> = F</w:t>
             </w:r>
             <w:r>
               <w:rPr>
@@ -7775,10 +7724,7 @@
         <w:t xml:space="preserve">крит</w:t>
       </w:r>
       <w:r>
-        <w:t xml:space="preserve">, вплив фактора (номера каналу) на середнє значення значущий з імовірністю 0.95. F більш ніж у 90 разів перевищує критичне значення, тому висновок можна вважати правильним навіть при неоднорідних дисперсіях. Середні каналів змінюються від −38.39 (ch4) до 65.75 (ch9).</w:t>
-      </w:r>
-      <w:r>
-        <w:t xml:space="preserve"/>
+        <w:t xml:space="preserve">, вплив фактора (номера каналу) на середнє значення значущий з імовірністю 0.95. Але умови класичного дисперсійного аналізу не виконуються, тому висновок додатково перевірено в п. 2.3. Середні каналів змінюються від −38.39 (ch4) до 65.75 (ch9).</w:t>
       </w:r>
       <w:r>
         <w:rPr>
@@ -7789,13 +7735,747 @@
       <w:r>
         <w:t xml:space="preserve"/>
       </w:r>
-      <w:r>
-        <w:t xml:space="preserve"/>
-      </w:r>
     </w:p>
     <w:bookmarkEnd w:id="31"/>
     <w:bookmarkEnd w:id="32"/>
     <w:bookmarkStart w:id="38" w:name="двофакторний-дисперсійний-аналіз"/>
+    <w:p>
+      <w:pPr>
+        <w:pStyle w:val="Heading2"/>
+      </w:pPr>
+      <w:r>
+        <w:t xml:space="preserve">2.3. Комплексний однофакторний аналіз</w:t>
+      </w:r>
+    </w:p>
+    <w:p>
+      <w:pPr>
+        <w:pStyle w:val="FirstParagraph"/>
+      </w:pPr>
+      <w:r>
+        <w:t xml:space="preserve">Згідно з лекцією 2 (слайди 91–93), класичний F-критерій застосовують, коли дані кожної вибірки нормальні і вибірки мають рівні теоретичні дисперсії. Тому однофакторний аналіз доповнено таким алгоритмом:</w:t>
+      </w:r>
+    </w:p>
+    <w:p>
+      <w:pPr>
+        <w:pStyle w:val="BodyText"/>
+      </w:pPr>
+      <w:r>
+        <w:t xml:space="preserve">1) перевірити нормальність кожної вибірки тестом Шапіро–Уілка;</w:t>
+      </w:r>
+    </w:p>
+    <w:p>
+      <w:pPr>
+        <w:pStyle w:val="BodyText"/>
+      </w:pPr>
+      <w:r>
+        <w:t xml:space="preserve">2) перевірити рівність дисперсій (критерії Кохрена, Бартлетта і Левене, п. 2.1);</w:t>
+      </w:r>
+    </w:p>
+    <w:p>
+      <w:pPr>
+        <w:pStyle w:val="BodyText"/>
+      </w:pPr>
+      <w:r>
+        <w:t xml:space="preserve">3) спробувати перетворити дані (добування кореня, логарифмування, арксинус), щоб умови виконались;</w:t>
+      </w:r>
+    </w:p>
+    <w:p>
+      <w:pPr>
+        <w:pStyle w:val="BodyText"/>
+      </w:pPr>
+      <w:r>
+        <w:t xml:space="preserve">4) вибрати тест: F-критерій Фішера, якщо умови виконуються; критерій Уелча, якщо не рівні лише дисперсії; непараметричний критерій Краскела–Уолліса, якщо не виконується жодна умова.</w:t>
+      </w:r>
+    </w:p>
+    <w:p>
+      <w:pPr>
+        <w:pStyle w:val="BodyText"/>
+      </w:pPr>
+      <w:r>
+        <w:t xml:space="preserve">Для логарифма й кореня дані зсунуто так, щоб вони були невід’ємні, для арксинуса кожен канал попередньо переведено у відрізок [0, 1]. Критерій Краскела–Уолліса перевіряє гіпотезу H</w:t>
+      </w:r>
+      <w:r>
+        <w:rPr>
+          <w:vertAlign w:val="subscript"/>
+        </w:rPr>
+        <w:t xml:space="preserve">0</w:t>
+      </w:r>
+      <w:r>
+        <w:t xml:space="preserve"> про те, що всі k вибірок отримано з однієї генеральної сукупності. Його статистика при H</w:t>
+      </w:r>
+      <w:r>
+        <w:rPr>
+          <w:vertAlign w:val="subscript"/>
+        </w:rPr>
+        <w:t xml:space="preserve">0</w:t>
+      </w:r>
+      <w:r>
+        <w:t xml:space="preserve"> має розподіл χ² з k − 1 = 11 ступенями свободи:</w:t>
+      </w:r>
+    </w:p>
+    <w:p>
+      <w:pPr>
+        <w:pStyle w:val="BodyText"/>
+        <w:keepNext w:val="0"/>
+        <w:ind w:firstLine="0"/>
+        <w:jc w:val="center"/>
+      </w:pPr>
+      <m:oMathPara>
+        <m:oMathParaPr>
+          <m:jc m:val="center"/>
+        </m:oMathParaPr>
+        <m:oMath>
+          <m:r>
+            <m:t>H</m:t>
+          </m:r>
+          <m:r>
+            <m:rPr>
+              <m:sty m:val="p"/>
+            </m:rPr>
+            <m:t>=</m:t>
+          </m:r>
+          <m:f>
+            <m:fPr>
+              <m:type m:val="bar"/>
+            </m:fPr>
+            <m:num>
+              <m:r>
+                <m:t>12</m:t>
+              </m:r>
+            </m:num>
+            <m:den>
+              <m:r>
+                <m:t>N</m:t>
+              </m:r>
+              <m:r>
+                <m:rPr>
+                  <m:sty m:val="p"/>
+                </m:rPr>
+                <m:t>(</m:t>
+              </m:r>
+              <m:r>
+                <m:t>N</m:t>
+              </m:r>
+              <m:r>
+                <m:rPr>
+                  <m:sty m:val="p"/>
+                </m:rPr>
+                <m:t>+</m:t>
+              </m:r>
+              <m:r>
+                <m:t>1</m:t>
+              </m:r>
+              <m:r>
+                <m:rPr>
+                  <m:sty m:val="p"/>
+                </m:rPr>
+                <m:t>)</m:t>
+              </m:r>
+            </m:den>
+          </m:f>
+          <m:nary>
+            <m:naryPr>
+              <m:chr m:val="∑"/>
+              <m:limLoc m:val="undOvr"/>
+              <m:subHide m:val="off"/>
+              <m:supHide m:val="off"/>
+            </m:naryPr>
+            <m:sub>
+              <m:r>
+                <m:t>j</m:t>
+              </m:r>
+              <m:r>
+                <m:rPr>
+                  <m:sty m:val="p"/>
+                </m:rPr>
+                <m:t>=</m:t>
+              </m:r>
+              <m:r>
+                <m:t>1</m:t>
+              </m:r>
+            </m:sub>
+            <m:sup>
+              <m:r>
+                <m:t>k</m:t>
+              </m:r>
+            </m:sup>
+            <m:e>
+              <m:f>
+                <m:fPr>
+                  <m:type m:val="bar"/>
+                </m:fPr>
+                <m:num>
+                  <m:sSubSup>
+                    <m:e>
+                      <m:r>
+                        <m:t>R</m:t>
+                      </m:r>
+                    </m:e>
+                    <m:sub>
+                      <m:r>
+                        <m:t>j</m:t>
+                      </m:r>
+                    </m:sub>
+                    <m:sup>
+                      <m:r>
+                        <m:t>2</m:t>
+                      </m:r>
+                    </m:sup>
+                  </m:sSubSup>
+                </m:num>
+                <m:den>
+                  <m:sSub>
+                    <m:e>
+                      <m:r>
+                        <m:t>n</m:t>
+                      </m:r>
+                    </m:e>
+                    <m:sub>
+                      <m:r>
+                        <m:t>j</m:t>
+                      </m:r>
+                    </m:sub>
+                  </m:sSub>
+                </m:den>
+              </m:f>
+            </m:e>
+          </m:nary>
+          <m:r>
+            <m:rPr>
+              <m:sty m:val="p"/>
+            </m:rPr>
+            <m:t>−</m:t>
+          </m:r>
+          <m:r>
+            <m:t>3</m:t>
+          </m:r>
+          <m:r>
+            <m:rPr>
+              <m:sty m:val="p"/>
+            </m:rPr>
+            <m:t>(</m:t>
+          </m:r>
+          <m:r>
+            <m:t>N</m:t>
+          </m:r>
+          <m:r>
+            <m:rPr>
+              <m:sty m:val="p"/>
+            </m:rPr>
+            <m:t>+</m:t>
+          </m:r>
+          <m:r>
+            <m:t>1</m:t>
+          </m:r>
+          <m:r>
+            <m:rPr>
+              <m:sty m:val="p"/>
+            </m:rPr>
+            <m:t>)</m:t>
+          </m:r>
+        </m:oMath>
+      </m:oMathPara>
+    </w:p>
+    <w:p>
+      <w:pPr>
+        <w:pStyle w:val="FirstParagraph"/>
+      </w:pPr>
+      <w:r>
+        <w:t xml:space="preserve">де R</w:t>
+      </w:r>
+      <w:r>
+        <w:rPr>
+          <w:vertAlign w:val="subscript"/>
+        </w:rPr>
+        <w:t xml:space="preserve">j</w:t>
+      </w:r>
+      <w:r>
+        <w:t xml:space="preserve"> — сума рангів j-ї вибірки в об’єднаному ряду, n</w:t>
+      </w:r>
+      <w:r>
+        <w:rPr>
+          <w:vertAlign w:val="subscript"/>
+        </w:rPr>
+        <w:t xml:space="preserve">j</w:t>
+      </w:r>
+      <w:r>
+        <w:t xml:space="preserve"> = 5000, N = 60 000.</w:t>
+      </w:r>
+    </w:p>
+    <w:p>
+      <w:pPr>
+        <w:pStyle w:val="FirstParagraph"/>
+        <w:keepNext/>
+        <w:spacing w:before="160"/>
+        <w:ind w:firstLine="0"/>
+        <w:jc w:val="left"/>
+      </w:pPr>
+      <w:r>
+        <w:t xml:space="preserve">Таблиця 5. Перевірка умов дисперсійного аналізу та непараметричні критерії</w:t>
+      </w:r>
+    </w:p>
+    <w:tbl>
+      <w:tblPr>
+        <w:tblStyle w:val="Table"/>
+        <w:tblW w:type="auto" w:w="0"/>
+        <w:tblLook w:firstRow="1" w:lastRow="0" w:firstColumn="0" w:lastColumn="0" w:noHBand="0" w:noVBand="0" w:val="0020"/>
+        <w:jc w:val="center"/>
+        <w:tblBorders>
+          <w:top w:val="single" w:sz="4" w:space="0" w:color="000000"/>
+          <w:left w:val="single" w:sz="4" w:space="0" w:color="000000"/>
+          <w:bottom w:val="single" w:sz="4" w:space="0" w:color="000000"/>
+          <w:right w:val="single" w:sz="4" w:space="0" w:color="000000"/>
+          <w:insideH w:val="single" w:sz="4" w:space="0" w:color="000000"/>
+          <w:insideV w:val="single" w:sz="4" w:space="0" w:color="000000"/>
+        </w:tblBorders>
+      </w:tblPr>
+      <w:tblGrid>
+        <w:gridCol w:w="1980"/>
+        <w:gridCol w:w="1980"/>
+        <w:gridCol w:w="1980"/>
+        <w:gridCol w:w="1980"/>
+      </w:tblGrid>
+      <w:tr>
+        <w:trPr>
+          <w:tblHeader w:val="on"/>
+          <w:cantSplit/>
+          <w:tblHeader/>
+        </w:trPr>
+        <w:tc>
+          <w:tcPr/>
+          <w:p>
+            <w:pPr>
+              <w:pStyle w:val="Compact"/>
+              <w:keepNext/>
+              <w:spacing w:line="240" w:lineRule="auto"/>
+              <w:ind w:firstLine="0"/>
+              <w:jc w:val="center"/>
+            </w:pPr>
+            <w:r>
+              <w:rPr>
+                <w:rFonts w:ascii="Times New Roman" w:hAnsi="Times New Roman"/>
+                <w:b/>
+                <w:sz w:val="24"/>
+              </w:rPr>
+              <w:t xml:space="preserve">Критерій</w:t>
+            </w:r>
+          </w:p>
+        </w:tc>
+        <w:tc>
+          <w:tcPr/>
+          <w:p>
+            <w:pPr>
+              <w:pStyle w:val="Compact"/>
+              <w:keepNext/>
+              <w:spacing w:line="240" w:lineRule="auto"/>
+              <w:ind w:firstLine="0"/>
+              <w:jc w:val="center"/>
+            </w:pPr>
+            <w:r>
+              <w:rPr>
+                <w:rFonts w:ascii="Times New Roman" w:hAnsi="Times New Roman"/>
+                <w:b/>
+                <w:sz w:val="24"/>
+              </w:rPr>
+              <w:t xml:space="preserve">Статистика</w:t>
+            </w:r>
+          </w:p>
+        </w:tc>
+        <w:tc>
+          <w:tcPr/>
+          <w:p>
+            <w:pPr>
+              <w:pStyle w:val="Compact"/>
+              <w:keepNext/>
+              <w:spacing w:line="240" w:lineRule="auto"/>
+              <w:ind w:firstLine="0"/>
+              <w:jc w:val="center"/>
+            </w:pPr>
+            <w:r>
+              <w:rPr>
+                <w:rFonts w:ascii="Times New Roman" w:hAnsi="Times New Roman"/>
+                <w:b/>
+                <w:sz w:val="24"/>
+              </w:rPr>
+              <w:t xml:space="preserve">Критичне значення / p-value</w:t>
+            </w:r>
+          </w:p>
+        </w:tc>
+        <w:tc>
+          <w:tcPr/>
+          <w:p>
+            <w:pPr>
+              <w:pStyle w:val="Compact"/>
+              <w:keepNext/>
+              <w:spacing w:line="240" w:lineRule="auto"/>
+              <w:ind w:firstLine="0"/>
+              <w:jc w:val="center"/>
+            </w:pPr>
+            <w:r>
+              <w:rPr>
+                <w:rFonts w:ascii="Times New Roman" w:hAnsi="Times New Roman"/>
+                <w:b/>
+                <w:sz w:val="24"/>
+              </w:rPr>
+              <w:t xml:space="preserve">Висновок</w:t>
+            </w:r>
+          </w:p>
+        </w:tc>
+      </w:tr>
+      <w:tr>
+        <w:trPr>
+          <w:cantSplit/>
+        </w:trPr>
+        <w:tc>
+          <w:tcPr/>
+          <w:p>
+            <w:pPr>
+              <w:pStyle w:val="Compact"/>
+              <w:keepNext/>
+              <w:spacing w:line="240" w:lineRule="auto"/>
+              <w:ind w:firstLine="0"/>
+              <w:jc w:val="center"/>
+            </w:pPr>
+            <w:r>
+              <w:rPr>
+                <w:rFonts w:ascii="Times New Roman" w:hAnsi="Times New Roman"/>
+                <w:sz w:val="24"/>
+              </w:rPr>
+              <w:t xml:space="preserve">Шапіро–Уілка (нормальність кожного каналу)</w:t>
+            </w:r>
+          </w:p>
+        </w:tc>
+        <w:tc>
+          <w:tcPr/>
+          <w:p>
+            <w:pPr>
+              <w:pStyle w:val="Compact"/>
+              <w:keepNext/>
+              <w:spacing w:line="240" w:lineRule="auto"/>
+              <w:ind w:firstLine="0"/>
+              <w:jc w:val="center"/>
+            </w:pPr>
+            <w:r>
+              <w:rPr>
+                <w:rFonts w:ascii="Times New Roman" w:hAnsi="Times New Roman"/>
+                <w:sz w:val="24"/>
+              </w:rPr>
+              <w:t xml:space="preserve">—</w:t>
+            </w:r>
+          </w:p>
+        </w:tc>
+        <w:tc>
+          <w:tcPr/>
+          <w:p>
+            <w:pPr>
+              <w:pStyle w:val="Compact"/>
+              <w:keepNext/>
+              <w:spacing w:line="240" w:lineRule="auto"/>
+              <w:ind w:firstLine="0"/>
+              <w:jc w:val="center"/>
+            </w:pPr>
+            <w:r>
+              <w:rPr>
+                <w:rFonts w:ascii="Times New Roman" w:hAnsi="Times New Roman"/>
+                <w:sz w:val="24"/>
+              </w:rPr>
+              <w:t xml:space="preserve">p від 5.7·10⁻⁸⁶ до 3.2·10⁻⁴⁷</w:t>
+            </w:r>
+          </w:p>
+        </w:tc>
+        <w:tc>
+          <w:tcPr/>
+          <w:p>
+            <w:pPr>
+              <w:pStyle w:val="Compact"/>
+              <w:keepNext/>
+              <w:spacing w:line="240" w:lineRule="auto"/>
+              <w:ind w:firstLine="0"/>
+              <w:jc w:val="center"/>
+            </w:pPr>
+            <w:r>
+              <w:rPr>
+                <w:rFonts w:ascii="Times New Roman" w:hAnsi="Times New Roman"/>
+                <w:sz w:val="24"/>
+              </w:rPr>
+              <w:t xml:space="preserve">розподіли не нормальні</w:t>
+            </w:r>
+          </w:p>
+        </w:tc>
+      </w:tr>
+      <w:tr>
+        <w:trPr>
+          <w:cantSplit/>
+        </w:trPr>
+        <w:tc>
+          <w:tcPr/>
+          <w:p>
+            <w:pPr>
+              <w:pStyle w:val="Compact"/>
+              <w:keepNext/>
+              <w:spacing w:line="240" w:lineRule="auto"/>
+              <w:ind w:firstLine="0"/>
+              <w:jc w:val="center"/>
+            </w:pPr>
+            <w:r>
+              <w:rPr>
+                <w:rFonts w:ascii="Times New Roman" w:hAnsi="Times New Roman"/>
+                <w:sz w:val="24"/>
+              </w:rPr>
+              <w:t xml:space="preserve">Перетворення √x, ln x, arcsin√x</w:t>
+            </w:r>
+          </w:p>
+        </w:tc>
+        <w:tc>
+          <w:tcPr/>
+          <w:p>
+            <w:pPr>
+              <w:pStyle w:val="Compact"/>
+              <w:keepNext/>
+              <w:spacing w:line="240" w:lineRule="auto"/>
+              <w:ind w:firstLine="0"/>
+              <w:jc w:val="center"/>
+            </w:pPr>
+            <w:r>
+              <w:rPr>
+                <w:rFonts w:ascii="Times New Roman" w:hAnsi="Times New Roman"/>
+                <w:sz w:val="24"/>
+              </w:rPr>
+              <w:t xml:space="preserve">—</w:t>
+            </w:r>
+          </w:p>
+        </w:tc>
+        <w:tc>
+          <w:tcPr/>
+          <w:p>
+            <w:pPr>
+              <w:pStyle w:val="Compact"/>
+              <w:keepNext/>
+              <w:spacing w:line="240" w:lineRule="auto"/>
+              <w:ind w:firstLine="0"/>
+              <w:jc w:val="center"/>
+            </w:pPr>
+            <w:r>
+              <w:rPr>
+                <w:rFonts w:ascii="Times New Roman" w:hAnsi="Times New Roman"/>
+                <w:sz w:val="24"/>
+              </w:rPr>
+              <w:t xml:space="preserve">p ≈ 0 за Шапіро–Уілком і Левене</w:t>
+            </w:r>
+          </w:p>
+        </w:tc>
+        <w:tc>
+          <w:tcPr/>
+          <w:p>
+            <w:pPr>
+              <w:pStyle w:val="Compact"/>
+              <w:keepNext/>
+              <w:spacing w:line="240" w:lineRule="auto"/>
+              <w:ind w:firstLine="0"/>
+              <w:jc w:val="center"/>
+            </w:pPr>
+            <w:r>
+              <w:rPr>
+                <w:rFonts w:ascii="Times New Roman" w:hAnsi="Times New Roman"/>
+                <w:sz w:val="24"/>
+              </w:rPr>
+              <w:t xml:space="preserve">умови не виконуються</w:t>
+            </w:r>
+          </w:p>
+        </w:tc>
+      </w:tr>
+      <w:tr>
+        <w:trPr>
+          <w:cantSplit/>
+        </w:trPr>
+        <w:tc>
+          <w:tcPr/>
+          <w:p>
+            <w:pPr>
+              <w:pStyle w:val="Compact"/>
+              <w:keepNext/>
+              <w:spacing w:line="240" w:lineRule="auto"/>
+              <w:ind w:firstLine="0"/>
+              <w:jc w:val="center"/>
+            </w:pPr>
+            <w:r>
+              <w:rPr>
+                <w:rFonts w:ascii="Times New Roman" w:hAnsi="Times New Roman"/>
+                <w:sz w:val="24"/>
+              </w:rPr>
+              <w:t xml:space="preserve">Краскела–Уолліса</w:t>
+            </w:r>
+          </w:p>
+        </w:tc>
+        <w:tc>
+          <w:tcPr/>
+          <w:p>
+            <w:pPr>
+              <w:pStyle w:val="Compact"/>
+              <w:keepNext/>
+              <w:spacing w:line="240" w:lineRule="auto"/>
+              <w:ind w:firstLine="0"/>
+              <w:jc w:val="center"/>
+            </w:pPr>
+            <w:r>
+              <w:rPr>
+                <w:rFonts w:ascii="Times New Roman" w:hAnsi="Times New Roman"/>
+                <w:sz w:val="24"/>
+              </w:rPr>
+              <w:t xml:space="preserve">H = 513.59</w:t>
+            </w:r>
+          </w:p>
+        </w:tc>
+        <w:tc>
+          <w:tcPr/>
+          <w:p>
+            <w:pPr>
+              <w:pStyle w:val="Compact"/>
+              <w:keepNext/>
+              <w:spacing w:line="240" w:lineRule="auto"/>
+              <w:ind w:firstLine="0"/>
+              <w:jc w:val="center"/>
+            </w:pPr>
+            <w:r>
+              <w:rPr>
+                <w:rFonts w:ascii="Times New Roman" w:hAnsi="Times New Roman"/>
+                <w:sz w:val="24"/>
+              </w:rPr>
+              <w:t xml:space="preserve">H</w:t>
+            </w:r>
+            <w:r>
+              <w:rPr>
+                <w:rFonts w:ascii="Times New Roman" w:hAnsi="Times New Roman"/>
+                <w:sz w:val="24"/>
+                <w:vertAlign w:val="subscript"/>
+              </w:rPr>
+              <w:t xml:space="preserve">кр</w:t>
+            </w:r>
+            <w:r>
+              <w:rPr>
+                <w:rFonts w:ascii="Times New Roman" w:hAnsi="Times New Roman"/>
+                <w:sz w:val="24"/>
+              </w:rPr>
+              <w:t xml:space="preserve"> = 19.68; p ≈ 4.1·10⁻¹⁰³</w:t>
+            </w:r>
+          </w:p>
+        </w:tc>
+        <w:tc>
+          <w:tcPr/>
+          <w:p>
+            <w:pPr>
+              <w:pStyle w:val="Compact"/>
+              <w:keepNext/>
+              <w:spacing w:line="240" w:lineRule="auto"/>
+              <w:ind w:firstLine="0"/>
+              <w:jc w:val="center"/>
+            </w:pPr>
+            <w:r>
+              <w:rPr>
+                <w:rFonts w:ascii="Times New Roman" w:hAnsi="Times New Roman"/>
+                <w:sz w:val="24"/>
+              </w:rPr>
+              <w:t xml:space="preserve">вплив фактора значущий</w:t>
+            </w:r>
+          </w:p>
+        </w:tc>
+      </w:tr>
+      <w:tr>
+        <w:trPr>
+          <w:cantSplit/>
+        </w:trPr>
+        <w:tc>
+          <w:tcPr/>
+          <w:p>
+            <w:pPr>
+              <w:pStyle w:val="Compact"/>
+              <w:spacing w:line="240" w:lineRule="auto"/>
+              <w:ind w:firstLine="0"/>
+              <w:jc w:val="center"/>
+            </w:pPr>
+            <w:r>
+              <w:rPr>
+                <w:rFonts w:ascii="Times New Roman" w:hAnsi="Times New Roman"/>
+                <w:sz w:val="24"/>
+              </w:rPr>
+              <w:t xml:space="preserve">Уелча, попарно (поправка Бонферроні, α/66)</w:t>
+            </w:r>
+          </w:p>
+        </w:tc>
+        <w:tc>
+          <w:tcPr/>
+          <w:p>
+            <w:pPr>
+              <w:pStyle w:val="Compact"/>
+              <w:spacing w:line="240" w:lineRule="auto"/>
+              <w:ind w:firstLine="0"/>
+              <w:jc w:val="center"/>
+            </w:pPr>
+            <w:r>
+              <w:rPr>
+                <w:rFonts w:ascii="Times New Roman" w:hAnsi="Times New Roman"/>
+                <w:sz w:val="24"/>
+              </w:rPr>
+              <w:t xml:space="preserve">66 пар</w:t>
+            </w:r>
+          </w:p>
+        </w:tc>
+        <w:tc>
+          <w:tcPr/>
+          <w:p>
+            <w:pPr>
+              <w:pStyle w:val="Compact"/>
+              <w:spacing w:line="240" w:lineRule="auto"/>
+              <w:ind w:firstLine="0"/>
+              <w:jc w:val="center"/>
+            </w:pPr>
+            <w:r>
+              <w:rPr>
+                <w:rFonts w:ascii="Times New Roman" w:hAnsi="Times New Roman"/>
+                <w:sz w:val="24"/>
+              </w:rPr>
+              <w:t xml:space="preserve">p &lt; 7.6·10⁻⁴ для 55 пар</w:t>
+            </w:r>
+          </w:p>
+        </w:tc>
+        <w:tc>
+          <w:tcPr/>
+          <w:p>
+            <w:pPr>
+              <w:pStyle w:val="Compact"/>
+              <w:spacing w:line="240" w:lineRule="auto"/>
+              <w:ind w:firstLine="0"/>
+              <w:jc w:val="center"/>
+            </w:pPr>
+            <w:r>
+              <w:rPr>
+                <w:rFonts w:ascii="Times New Roman" w:hAnsi="Times New Roman"/>
+                <w:sz w:val="24"/>
+              </w:rPr>
+              <w:t xml:space="preserve">55 з 66 пар відрізняються</w:t>
+            </w:r>
+          </w:p>
+        </w:tc>
+      </w:tr>
+    </w:tbl>
+    <w:p>
+      <w:pPr>
+        <w:pStyle w:val="BodyText"/>
+        <w:spacing w:before="160"/>
+      </w:pPr>
+      <w:r>
+        <w:t xml:space="preserve">Нормальності немає в жодному каналі, дисперсії неоднорідні, і жодне перетворення цього не виправляє. Отже, це випадок 4 з лекції: не виконується жодна умова, тому основним є критерій Краскела–Уолліса. H = 513.59 &gt; H</w:t>
+      </w:r>
+      <w:r>
+        <w:rPr>
+          <w:vertAlign w:val="subscript"/>
+        </w:rPr>
+        <w:t xml:space="preserve">кр</w:t>
+      </w:r>
+      <w:r>
+        <w:t xml:space="preserve"> = 19.68, тобто номер каналу значуще впливає на значення сигналу. Попарний критерій Уелча показує, що відрізняється більшість пар каналів (55 з 66); без значущої різниці залишились лише пари з близькими середніми, наприклад ch9–ch10 і ch10–ch11. Висновок F-критерію підтверджено методом, що підходить для таких даних.</w:t>
+      </w:r>
+    </w:p>
     <w:p>
       <w:pPr>
         <w:pStyle w:val="Heading1"/>
@@ -7830,7 +8510,7 @@
         <w:jc w:val="left"/>
       </w:pPr>
       <w:r>
-        <w:t xml:space="preserve">Таблиця 5. Середні значення у клітинках двофакторного експерименту</w:t>
+        <w:t xml:space="preserve">Таблиця 6. Середні значення у клітинках двофакторного експерименту</w:t>
       </w:r>
     </w:p>
     <w:tbl>
@@ -10194,10 +10874,7 @@
         <w:t xml:space="preserve">1</w:t>
       </w:r>
       <w:r>
-        <w:t xml:space="preserve"> </w:t>
-      </w:r>
-      <w:r>
-        <w:t xml:space="preserve">= 113 464.44, Q</w:t>
+        <w:t xml:space="preserve"> = 113 464.44, Q</w:t>
       </w:r>
       <w:r>
         <w:rPr>
@@ -10206,10 +10883,7 @@
         <w:t xml:space="preserve">2</w:t>
       </w:r>
       <w:r>
-        <w:t xml:space="preserve"> </w:t>
-      </w:r>
-      <w:r>
-        <w:t xml:space="preserve">= 111 621.59, Q</w:t>
+        <w:t xml:space="preserve"> = 111 621.59, Q</w:t>
       </w:r>
       <w:r>
         <w:rPr>
@@ -10218,10 +10892,7 @@
         <w:t xml:space="preserve">3</w:t>
       </w:r>
       <w:r>
-        <w:t xml:space="preserve"> </w:t>
-      </w:r>
-      <w:r>
-        <w:t xml:space="preserve">= 57 416.55, Q</w:t>
+        <w:t xml:space="preserve"> = 57 416.55, Q</w:t>
       </w:r>
       <w:r>
         <w:rPr>
@@ -10230,10 +10901,7 @@
         <w:t xml:space="preserve">4</w:t>
       </w:r>
       <w:r>
-        <w:t xml:space="preserve"> </w:t>
-      </w:r>
-      <w:r>
-        <w:t xml:space="preserve">= 56 460.13.</w:t>
+        <w:t xml:space="preserve"> = 56 460.13.</w:t>
       </w:r>
     </w:p>
     <w:p>
@@ -10245,7 +10913,7 @@
         <w:jc w:val="left"/>
       </w:pPr>
       <w:r>
-        <w:t xml:space="preserve">Таблиця 6. Результати двофакторного аналізу</w:t>
+        <w:t xml:space="preserve">Таблиця 7. Результати двофакторного аналізу</w:t>
       </w:r>
     </w:p>
     <w:tbl>
@@ -10434,15 +11102,7 @@
                 <w:b/>
                 <w:sz w:val="21"/>
               </w:rPr>
-              <w:t xml:space="preserve"> </w:t>
-            </w:r>
-            <w:r>
-              <w:rPr>
-                <w:rFonts w:ascii="Times New Roman" w:hAnsi="Times New Roman"/>
-                <w:b/>
-                <w:sz w:val="21"/>
-              </w:rPr>
-              <w:t xml:space="preserve">(α = 0.05)</w:t>
+              <w:t xml:space="preserve"> (α = 0.05)</w:t>
             </w:r>
           </w:p>
         </w:tc>
@@ -11260,7 +11920,7 @@
         <w:jc w:val="left"/>
       </w:pPr>
       <w:r>
-        <w:t xml:space="preserve">Таблиця 7. Перевірка взаємодії факторів</w:t>
+        <w:t xml:space="preserve">Таблиця 8. Перевірка взаємодії факторів</w:t>
       </w:r>
     </w:p>
     <w:tbl>
@@ -11559,14 +12219,7 @@
                 <w:rFonts w:ascii="Times New Roman" w:hAnsi="Times New Roman"/>
                 <w:sz w:val="24"/>
               </w:rPr>
-              <w:t xml:space="preserve"> </w:t>
-            </w:r>
-            <w:r>
-              <w:rPr>
-                <w:rFonts w:ascii="Times New Roman" w:hAnsi="Times New Roman"/>
-                <w:sz w:val="24"/>
-              </w:rPr>
-              <w:t xml:space="preserve">= (k−1)(m−1) = 44, f</w:t>
+              <w:t xml:space="preserve"> = (k−1)(m−1) = 44, f</w:t>
             </w:r>
             <w:r>
               <w:rPr>
@@ -11581,14 +12234,7 @@
                 <w:rFonts w:ascii="Times New Roman" w:hAnsi="Times New Roman"/>
                 <w:sz w:val="24"/>
               </w:rPr>
-              <w:t xml:space="preserve"> </w:t>
-            </w:r>
-            <w:r>
-              <w:rPr>
-                <w:rFonts w:ascii="Times New Roman" w:hAnsi="Times New Roman"/>
-                <w:sz w:val="24"/>
-              </w:rPr>
-              <w:t xml:space="preserve">= mk(n−1) = 59 940</w:t>
+              <w:t xml:space="preserve"> = mk(n−1) = 59 940</w:t>
             </w:r>
           </w:p>
         </w:tc>
@@ -11841,7 +12487,7 @@
         <w:jc w:val="left"/>
       </w:pPr>
       <w:r>
-        <w:t xml:space="preserve">Таблиця 8. Кореляційна матриця</w:t>
+        <w:t xml:space="preserve">Таблиця 9. Кореляційна матриця</w:t>
       </w:r>
     </w:p>
     <w:tbl>
@@ -15261,10 +15907,7 @@
         <w:t xml:space="preserve">aj</w:t>
       </w:r>
       <w:r>
-        <w:t xml:space="preserve">|:</w:t>
-      </w:r>
-      <w:r>
-        <w:t xml:space="preserve"> </w:t>
+        <w:t xml:space="preserve">|: </w:t>
       </w:r>
       <w:r>
         <w:rPr>
@@ -15283,10 +15926,7 @@
         <w:t xml:space="preserve">ab</w:t>
       </w:r>
       <w:r>
-        <w:t xml:space="preserve"> </w:t>
-      </w:r>
-      <w:r>
-        <w:t xml:space="preserve">= 0.9968, r</w:t>
+        <w:t xml:space="preserve"> = 0.9968, r</w:t>
       </w:r>
       <w:r>
         <w:rPr>
@@ -15295,10 +15935,7 @@
         <w:t xml:space="preserve">ac</w:t>
       </w:r>
       <w:r>
-        <w:t xml:space="preserve"> </w:t>
-      </w:r>
-      <w:r>
-        <w:t xml:space="preserve">= 0.9965, r</w:t>
+        <w:t xml:space="preserve"> = 0.9965, r</w:t>
       </w:r>
       <w:r>
         <w:rPr>
@@ -15307,10 +15944,7 @@
         <w:t xml:space="preserve">ad</w:t>
       </w:r>
       <w:r>
-        <w:t xml:space="preserve"> </w:t>
-      </w:r>
-      <w:r>
-        <w:t xml:space="preserve">= 0.9884, r</w:t>
+        <w:t xml:space="preserve"> = 0.9884, r</w:t>
       </w:r>
       <w:r>
         <w:rPr>
@@ -15319,10 +15953,7 @@
         <w:t xml:space="preserve">bc</w:t>
       </w:r>
       <w:r>
-        <w:t xml:space="preserve"> </w:t>
-      </w:r>
-      <w:r>
-        <w:t xml:space="preserve">= 0.9899, r</w:t>
+        <w:t xml:space="preserve"> = 0.9899, r</w:t>
       </w:r>
       <w:r>
         <w:rPr>
@@ -15331,10 +15962,7 @@
         <w:t xml:space="preserve">bd</w:t>
       </w:r>
       <w:r>
-        <w:t xml:space="preserve"> </w:t>
-      </w:r>
-      <w:r>
-        <w:t xml:space="preserve">= 0.9900, r</w:t>
+        <w:t xml:space="preserve"> = 0.9900, r</w:t>
       </w:r>
       <w:r>
         <w:rPr>
@@ -15343,10 +15971,7 @@
         <w:t xml:space="preserve">cd</w:t>
       </w:r>
       <w:r>
-        <w:t xml:space="preserve"> </w:t>
-      </w:r>
-      <w:r>
-        <w:t xml:space="preserve">= 0.9882.</w:t>
+        <w:t xml:space="preserve"> = 0.9882.</w:t>
       </w:r>
     </w:p>
     <w:bookmarkEnd w:id="43"/>
@@ -15850,7 +16475,7 @@
         <w:jc w:val="left"/>
       </w:pPr>
       <w:r>
-        <w:t xml:space="preserve">Таблиця 9. Часткові коефіцієнти кореляції</w:t>
+        <w:t xml:space="preserve">Таблиця 10. Часткові коефіцієнти кореляції</w:t>
       </w:r>
     </w:p>
     <w:tbl>
@@ -16727,13 +17352,7 @@
         <w:t xml:space="preserve">1/11,5</w:t>
       </w:r>
       <w:r>
-        <w:t xml:space="preserve"> </w:t>
-      </w:r>
-      <w:r>
-        <w:t xml:space="preserve">=</w:t>
-      </w:r>
-      <w:r>
-        <w:t xml:space="preserve"> </w:t>
+        <w:t xml:space="preserve"> = </w:t>
       </w:r>
       <w:r>
         <w:rPr>
@@ -16741,9 +17360,6 @@
           <w:bCs/>
         </w:rPr>
         <w:t xml:space="preserve">0.9992</w:t>
-      </w:r>
-      <w:r>
-        <w:t xml:space="preserve"/>
       </w:r>
       <w:r>
         <w:t xml:space="preserve">;</w:t>
@@ -16767,10 +17383,7 @@
         <w:t xml:space="preserve">1/11,5,10</w:t>
       </w:r>
       <w:r>
-        <w:t xml:space="preserve"> </w:t>
-      </w:r>
-      <w:r>
-        <w:t xml:space="preserve">= 0.9988, R</w:t>
+        <w:t xml:space="preserve"> = 0.9988, R</w:t>
       </w:r>
       <w:r>
         <w:rPr>
@@ -16779,13 +17392,7 @@
         <w:t xml:space="preserve">1/11,5,10</w:t>
       </w:r>
       <w:r>
-        <w:t xml:space="preserve"> </w:t>
-      </w:r>
-      <w:r>
-        <w:t xml:space="preserve">=</w:t>
-      </w:r>
-      <w:r>
-        <w:t xml:space="preserve"> </w:t>
+        <w:t xml:space="preserve"> = </w:t>
       </w:r>
       <w:r>
         <w:rPr>
@@ -16793,9 +17400,6 @@
           <w:bCs/>
         </w:rPr>
         <w:t xml:space="preserve">0.9994</w:t>
-      </w:r>
-      <w:r>
-        <w:t xml:space="preserve"/>
       </w:r>
       <w:r>
         <w:t xml:space="preserve">.</w:t>
@@ -16856,10 +17460,7 @@
         </w:numPr>
       </w:pPr>
       <w:r>
-        <w:t xml:space="preserve">Незалежний параметр є:</w:t>
-      </w:r>
-      <w:r>
-        <w:t xml:space="preserve"> </w:t>
+        <w:t xml:space="preserve">Незалежний параметр є: </w:t>
       </w:r>
       <w:r>
         <w:rPr>
@@ -17574,10 +18175,7 @@
         <w:t xml:space="preserve">Крок по частоті</w:t>
       </w:r>
       <w:r>
-        <w:t xml:space="preserve"> </w:t>
-      </w:r>
-      <w:r>
-        <w:t xml:space="preserve">(частота першої синусоїди): Δf = 1/N = 0.0002 відлік⁻¹, тобто період першої гармоніки дорівнює всій довжині запису. При FS = 500 Гц це Δf = FS/N = 0.1 Гц (період 10 с).</w:t>
+        <w:t xml:space="preserve"> (частота першої синусоїди): Δf = 1/N = 0.0002 відлік⁻¹, тобто період першої гармоніки дорівнює всій довжині запису. При FS = 500 Гц це Δf = FS/N = 0.1 Гц (період 10 с).</w:t>
       </w:r>
     </w:p>
     <w:p>
@@ -17644,10 +18242,7 @@
         <w:t xml:space="preserve">j</w:t>
       </w:r>
       <w:r>
-        <w:t xml:space="preserve"> </w:t>
-      </w:r>
-      <w:r>
-        <w:t xml:space="preserve">каналів у діапазоні 0–50 Гц (без постійної складової)</w:t>
+        <w:t xml:space="preserve"> каналів у діапазоні 0–50 Гц (без постійної складової)</w:t>
       </w:r>
     </w:p>
     <w:p>
@@ -17726,7 +18321,7 @@
         <w:jc w:val="left"/>
       </w:pPr>
       <w:r>
-        <w:t xml:space="preserve">Таблиця 10. Характеристики спектрів</w:t>
+        <w:t xml:space="preserve">Таблиця 11. Характеристики спектрів</w:t>
       </w:r>
     </w:p>
     <w:tbl>
@@ -17812,15 +18407,7 @@
                 <w:b/>
                 <w:sz w:val="21"/>
               </w:rPr>
-              <w:t xml:space="preserve"> </w:t>
-            </w:r>
-            <w:r>
-              <w:rPr>
-                <w:rFonts w:ascii="Times New Roman" w:hAnsi="Times New Roman"/>
-                <w:b/>
-                <w:sz w:val="21"/>
-              </w:rPr>
-              <w:t xml:space="preserve">(постійна складова)</w:t>
+              <w:t xml:space="preserve"> (постійна складова)</w:t>
             </w:r>
           </w:p>
         </w:tc>
@@ -19471,10 +20058,7 @@
         <w:t xml:space="preserve">0</w:t>
       </w:r>
       <w:r>
-        <w:t xml:space="preserve"> </w:t>
-      </w:r>
-      <w:r>
-        <w:t xml:space="preserve">= 1.678 Гц, гармоніка j ≈ N/298 ≈ 16.8; для ЕКГ це ≈ 101 уд/хв. Найбільші гармоніки каналів (j = 17, 67, 84) — це приблизно 1-ша, 4-та і 5-та гармоніки f</w:t>
+        <w:t xml:space="preserve"> = 1.678 Гц, гармоніка j ≈ N/298 ≈ 16.8; для ЕКГ це ≈ 101 уд/хв. Найбільші гармоніки каналів (j = 17, 67, 84) — це приблизно 1-ша, 4-та і 5-та гармоніки f</w:t>
       </w:r>
       <w:r>
         <w:rPr>
@@ -19784,10 +20368,7 @@
         <w:t xml:space="preserve">i</w:t>
       </w:r>
       <w:r>
-        <w:t xml:space="preserve"> </w:t>
-      </w:r>
-      <w:r>
-        <w:t xml:space="preserve">− d</w:t>
+        <w:t xml:space="preserve"> − d</w:t>
       </w:r>
       <w:r>
         <w:rPr>
@@ -19815,10 +20396,7 @@
         <w:pStyle w:val="FirstParagraph"/>
       </w:pPr>
       <w:r>
-        <w:t xml:space="preserve">У роботі виконано попередній статистичний, дисперсійний, кореляційний і спектральний аналіз 12-канального запису</w:t>
-      </w:r>
-      <w:r>
-        <w:t xml:space="preserve"> </w:t>
+        <w:t xml:space="preserve">У роботі виконано попередній статистичний, дисперсійний, кореляційний і спектральний аналіз 12-канального запису </w:t>
       </w:r>
       <w:r>
         <w:rPr>
@@ -19846,10 +20424,7 @@
         <w:t xml:space="preserve">Попередній аналіз.</w:t>
       </w:r>
       <w:r>
-        <w:t xml:space="preserve"> </w:t>
-      </w:r>
-      <w:r>
-        <w:t xml:space="preserve">Сигнал квазіперіодичний, з гострими піками. Розподіли мають асиметрію до ±4.2 і ексцес до 17.5. Гіпотеза про нормальний закон відхиляється для всіх каналів і модуля сигналу. Дані нормалізовано до нульового середнього і одиничної дисперсії.</w:t>
+        <w:t xml:space="preserve"> Сигнал квазіперіодичний, з гострими піками. Розподіли мають асиметрію до ±4.2 і ексцес до 17.5. Гіпотеза про нормальний закон відхиляється для всіх каналів і модуля сигналу. Дані нормалізовано до нульового середнього і одиничної дисперсії.</w:t>
       </w:r>
     </w:p>
     <w:p>
@@ -19868,10 +20443,7 @@
         <w:t xml:space="preserve">Однофакторний аналіз.</w:t>
       </w:r>
       <w:r>
-        <w:t xml:space="preserve"> </w:t>
-      </w:r>
-      <w:r>
-        <w:t xml:space="preserve">Дисперсії каналів неоднорідні за критеріями Кохрена і Бартлетта. Вплив номера каналу на середнє значущий: F = 163.67 при F</w:t>
+        <w:t xml:space="preserve"> Дисперсії каналів неоднорідні за критеріями Кохрена, Бартлетта і Левене, розподіли не нормальні (Шапіро–Уілк), перетворення даних цього не виправляють. Вплив номера каналу значущий і за F-критерієм (F = 163.67 при F</w:t>
       </w:r>
       <w:r>
         <w:rPr>
@@ -19880,10 +20452,16 @@
         <w:t xml:space="preserve">крит</w:t>
       </w:r>
       <w:r>
-        <w:t xml:space="preserve"> </w:t>
+        <w:t xml:space="preserve"> = 1.79), і за непараметричним критерієм Краскела–Уолліса (H = 513.59 при H</w:t>
       </w:r>
       <w:r>
-        <w:t xml:space="preserve">= 1.79.</w:t>
+        <w:rPr>
+          <w:vertAlign w:val="subscript"/>
+        </w:rPr>
+        <w:t xml:space="preserve">кр</w:t>
+      </w:r>
+      <w:r>
+        <w:t xml:space="preserve"> = 19.68); за критерієм Уелча відрізняються 55 з 66 пар каналів.</w:t>
       </w:r>
     </w:p>
     <w:p>
@@ -19902,10 +20480,7 @@
         <w:t xml:space="preserve">Двофакторний аналіз.</w:t>
       </w:r>
       <w:r>
-        <w:t xml:space="preserve"> </w:t>
-      </w:r>
-      <w:r>
-        <w:t xml:space="preserve">Значущі фактор A — канал (F = 248.91 &gt; 2.01) — і фактор B — частина запису (F = 11.87 &gt; 2.58). Взаємодія факторів незначуща (0.66 &lt; 1.37).</w:t>
+        <w:t xml:space="preserve"> Значущі фактор A — канал (F = 248.91 &gt; 2.01) — і фактор B — частина запису (F = 11.87 &gt; 2.58). Взаємодія факторів незначуща (0.66 &lt; 1.37).</w:t>
       </w:r>
     </w:p>
     <w:p>
@@ -19924,10 +20499,7 @@
         <w:t xml:space="preserve">Кореляційний аналіз.</w:t>
       </w:r>
       <w:r>
-        <w:t xml:space="preserve"> </w:t>
-      </w:r>
-      <w:r>
-        <w:t xml:space="preserve">10 із 12 параметрів тісно корельовані. Для групи a = 1, b = 11, c = 5, d = 10 множинний коефіцієнт кореляції R = 0.9994. Параметр 6 (ch7) практично незалежний: середній |r| = 0.146, помітний зв’язок лише з параметром 4.</w:t>
+        <w:t xml:space="preserve"> 10 із 12 параметрів тісно корельовані. Для групи a = 1, b = 11, c = 5, d = 10 множинний коефіцієнт кореляції R = 0.9994. Параметр 6 (ch7) практично незалежний: середній |r| = 0.146, помітний зв’язок лише з параметром 4.</w:t>
       </w:r>
     </w:p>
     <w:p>
@@ -19946,10 +20518,7 @@
         <w:t xml:space="preserve">Спектральний аналіз.</w:t>
       </w:r>
       <w:r>
-        <w:t xml:space="preserve"> </w:t>
-      </w:r>
-      <w:r>
-        <w:t xml:space="preserve">Крок по частоті Δf = 1/N (0.1 Гц при 500 Гц). Спектри всіх каналів — це гармоніки основної частоти f</w:t>
+        <w:t xml:space="preserve"> Крок по частоті Δf = 1/N (0.1 Гц при 500 Гц). Спектри всіх каналів — це гармоніки основної частоти f</w:t>
       </w:r>
       <w:r>
         <w:rPr>
@@ -19958,10 +20527,7 @@
         <w:t xml:space="preserve">0</w:t>
       </w:r>
       <w:r>
-        <w:t xml:space="preserve"> </w:t>
-      </w:r>
-      <w:r>
-        <w:t xml:space="preserve">≈ 1.68 Гц, 95 % енергії лежить нижче 21–36 Гц. Обернене перетворення Фур’є відновлює початкові дані з похибкою не більше 10⁻⁹.</w:t>
+        <w:t xml:space="preserve"> ≈ 1.68 Гц, 95 % енергії лежить нижче 21–36 Гц. Обернене перетворення Фур’є відновлює початкові дані з похибкою не більше 10⁻⁹.</w:t>
       </w:r>
     </w:p>
     <w:bookmarkEnd w:id="60"/>
